--- a/GIT HUB SARID.docx
+++ b/GIT HUB SARID.docx
@@ -4,6 +4,9 @@
   <w:body>
     <w:p>
       <w:r>
+        <w:rPr>
+          <w:noProof/>
+        </w:rPr>
         <w:drawing>
           <wp:anchor distT="0" distB="0" distL="114300" distR="114300" simplePos="0" relativeHeight="251658240" behindDoc="0" locked="0" layoutInCell="1" allowOverlap="1" wp14:anchorId="07677CBE" wp14:editId="69A557EB">
             <wp:simplePos x="0" y="0"/>
@@ -1261,16 +1264,7 @@
           <w:lang w:eastAsia="es-CO"/>
           <w14:ligatures w14:val="none"/>
         </w:rPr>
-        <w:t>total,</w:t>
-      </w:r>
-      <w:r>
-        <w:rPr>
-          <w:rFonts w:eastAsia="Times New Roman" w:cs="Times New Roman"/>
-          <w:kern w:val="0"/>
-          <w:lang w:eastAsia="es-CO"/>
-          <w14:ligatures w14:val="none"/>
-        </w:rPr>
-        <w:t xml:space="preserve"> de estudiantes reprobados</w:t>
+        <w:t>total, de estudiantes reprobados</w:t>
       </w:r>
     </w:p>
     <w:p>
@@ -1294,16 +1288,7 @@
           <w:lang w:eastAsia="es-CO"/>
           <w14:ligatures w14:val="none"/>
         </w:rPr>
-        <w:t>total,</w:t>
-      </w:r>
-      <w:r>
-        <w:rPr>
-          <w:rFonts w:eastAsia="Times New Roman" w:cs="Times New Roman"/>
-          <w:kern w:val="0"/>
-          <w:lang w:eastAsia="es-CO"/>
-          <w14:ligatures w14:val="none"/>
-        </w:rPr>
-        <w:t xml:space="preserve"> de estudiantes aprobados</w:t>
+        <w:t>total, de estudiantes aprobados</w:t>
       </w:r>
     </w:p>
     <w:p>
@@ -1327,16 +1312,7 @@
           <w:lang w:eastAsia="es-CO"/>
           <w14:ligatures w14:val="none"/>
         </w:rPr>
-        <w:t>total,</w:t>
-      </w:r>
-      <w:r>
-        <w:rPr>
-          <w:rFonts w:eastAsia="Times New Roman" w:cs="Times New Roman"/>
-          <w:kern w:val="0"/>
-          <w:lang w:eastAsia="es-CO"/>
-          <w14:ligatures w14:val="none"/>
-        </w:rPr>
-        <w:t xml:space="preserve"> de estudiantes excelentes</w:t>
+        <w:t>total, de estudiantes excelentes</w:t>
       </w:r>
     </w:p>
     <w:p>
@@ -1356,18 +1332,364 @@
           <w:sz w:val="28"/>
           <w:szCs w:val="28"/>
         </w:rPr>
-        <w:t>Regl</w:t>
-      </w:r>
-      <w:r>
+        <w:t>Reglas y limitaciones del sistema</w:t>
+      </w:r>
+    </w:p>
+    <w:p>
+      <w:pPr>
+        <w:jc w:val="center"/>
         <w:rPr>
           <w:b/>
           <w:bCs/>
           <w:sz w:val="28"/>
           <w:szCs w:val="28"/>
         </w:rPr>
-        <w:t>as y limitaciones del sistema</w:t>
-      </w:r>
-    </w:p>
+      </w:pPr>
+    </w:p>
+    <w:p>
+      <w:pPr>
+        <w:numPr>
+          <w:ilvl w:val="0"/>
+          <w:numId w:val="7"/>
+        </w:numPr>
+      </w:pPr>
+      <w:r>
+        <w:t>El sistema debe permitir ingresar el nombre de cada estudiante antes de registrar sus calificaciones.</w:t>
+      </w:r>
+    </w:p>
+    <w:p>
+      <w:pPr>
+        <w:numPr>
+          <w:ilvl w:val="0"/>
+          <w:numId w:val="7"/>
+        </w:numPr>
+      </w:pPr>
+      <w:r>
+        <w:t>Las notas deben ingresarse una por una, permitiendo que el usuario las vaya agregando progresivamente.</w:t>
+      </w:r>
+    </w:p>
+    <w:p>
+      <w:pPr>
+        <w:numPr>
+          <w:ilvl w:val="0"/>
+          <w:numId w:val="7"/>
+        </w:numPr>
+      </w:pPr>
+      <w:r>
+        <w:t>El sistema debe guardar temporalmente las notas ingresadas para poder realizar el cálculo del promedio.</w:t>
+      </w:r>
+    </w:p>
+    <w:p>
+      <w:pPr>
+        <w:numPr>
+          <w:ilvl w:val="0"/>
+          <w:numId w:val="7"/>
+        </w:numPr>
+      </w:pPr>
+      <w:r>
+        <w:t>El promedio se calcula sumando todas las notas registradas y dividiéndolas entre la cantidad total de notas ingresadas.</w:t>
+      </w:r>
+    </w:p>
+    <w:p>
+      <w:pPr>
+        <w:numPr>
+          <w:ilvl w:val="0"/>
+          <w:numId w:val="7"/>
+        </w:numPr>
+      </w:pPr>
+      <w:r>
+        <w:t>Si el promedio del estudiante es menor a 3.0, el estado será Reprobado.</w:t>
+      </w:r>
+    </w:p>
+    <w:p>
+      <w:pPr>
+        <w:numPr>
+          <w:ilvl w:val="0"/>
+          <w:numId w:val="7"/>
+        </w:numPr>
+      </w:pPr>
+      <w:r>
+        <w:t>Si el promedio es mayor o igual a 3.0 y menor a 4.0, el estado será Aprobado.</w:t>
+      </w:r>
+    </w:p>
+    <w:p>
+      <w:pPr>
+        <w:numPr>
+          <w:ilvl w:val="0"/>
+          <w:numId w:val="7"/>
+        </w:numPr>
+      </w:pPr>
+      <w:r>
+        <w:t>Si el promedio es mayor o igual a 4.0, el estado será Excelente.</w:t>
+      </w:r>
+    </w:p>
+    <w:p>
+      <w:pPr>
+        <w:numPr>
+          <w:ilvl w:val="0"/>
+          <w:numId w:val="7"/>
+        </w:numPr>
+      </w:pPr>
+      <w:r>
+        <w:t>El sistema debe mostrar el nombre del estudiante, su promedio y su estado académico al finalizar el registro de sus notas.</w:t>
+      </w:r>
+    </w:p>
+    <w:p>
+      <w:pPr>
+        <w:numPr>
+          <w:ilvl w:val="0"/>
+          <w:numId w:val="7"/>
+        </w:numPr>
+      </w:pPr>
+      <w:r>
+        <w:t>El sistema debe llevar un conteo de estudiantes que estén en las categorías de reprobado, aprobado y excelente.</w:t>
+      </w:r>
+    </w:p>
+    <w:p>
+      <w:pPr>
+        <w:numPr>
+          <w:ilvl w:val="0"/>
+          <w:numId w:val="7"/>
+        </w:numPr>
+      </w:pPr>
+      <w:r>
+        <w:t>Al finalizar el registro de todos los estudiantes, el sistema debe mostrar el total de estudiantes en cada categoría.</w:t>
+      </w:r>
+    </w:p>
+    <w:p>
+      <w:pPr>
+        <w:numPr>
+          <w:ilvl w:val="0"/>
+          <w:numId w:val="8"/>
+        </w:numPr>
+      </w:pPr>
+      <w:r>
+        <w:t>Las calificaciones ingresadas deben estar dentro de un rango válido (por ejemplo, de 0 a 5).</w:t>
+      </w:r>
+    </w:p>
+    <w:p>
+      <w:pPr>
+        <w:numPr>
+          <w:ilvl w:val="0"/>
+          <w:numId w:val="8"/>
+        </w:numPr>
+      </w:pPr>
+      <w:r>
+        <w:t>El sistema no guardará la información permanentemente, por lo que los datos se perderán al cerrar el programa.</w:t>
+      </w:r>
+    </w:p>
+    <w:p>
+      <w:pPr>
+        <w:numPr>
+          <w:ilvl w:val="0"/>
+          <w:numId w:val="8"/>
+        </w:numPr>
+      </w:pPr>
+      <w:r>
+        <w:t>El sistema funcionará solo en consola, sin una interfaz gráfica.</w:t>
+      </w:r>
+    </w:p>
+    <w:p>
+      <w:pPr>
+        <w:numPr>
+          <w:ilvl w:val="0"/>
+          <w:numId w:val="8"/>
+        </w:numPr>
+      </w:pPr>
+      <w:r>
+        <w:t>El programa no permitirá modificar o eliminar notas después de haber sido registradas.</w:t>
+      </w:r>
+    </w:p>
+    <w:p>
+      <w:pPr>
+        <w:numPr>
+          <w:ilvl w:val="0"/>
+          <w:numId w:val="8"/>
+        </w:numPr>
+      </w:pPr>
+      <w:r>
+        <w:t>El sistema está diseñado para uso educativo y manejo de grupos pequeños, no para grandes bases de datos institucionales.</w:t>
+      </w:r>
+    </w:p>
+    <w:p/>
+    <w:p/>
+    <w:p/>
+    <w:p>
+      <w:r>
+        <w:rPr>
+          <w:noProof/>
+        </w:rPr>
+        <w:drawing>
+          <wp:inline distT="0" distB="0" distL="0" distR="0" wp14:anchorId="211AEB32" wp14:editId="6E0E0816">
+            <wp:extent cx="5612130" cy="3638550"/>
+            <wp:effectExtent l="0" t="0" r="7620" b="0"/>
+            <wp:docPr id="604931282" name="Imagen 1"/>
+            <wp:cNvGraphicFramePr>
+              <a:graphicFrameLocks xmlns:a="http://schemas.openxmlformats.org/drawingml/2006/main" noChangeAspect="1"/>
+            </wp:cNvGraphicFramePr>
+            <a:graphic xmlns:a="http://schemas.openxmlformats.org/drawingml/2006/main">
+              <a:graphicData uri="http://schemas.openxmlformats.org/drawingml/2006/picture">
+                <pic:pic xmlns:pic="http://schemas.openxmlformats.org/drawingml/2006/picture">
+                  <pic:nvPicPr>
+                    <pic:cNvPr id="0" name="Picture 1"/>
+                    <pic:cNvPicPr>
+                      <a:picLocks noChangeAspect="1" noChangeArrowheads="1"/>
+                    </pic:cNvPicPr>
+                  </pic:nvPicPr>
+                  <pic:blipFill>
+                    <a:blip r:embed="rId8">
+                      <a:extLst>
+                        <a:ext uri="{28A0092B-C50C-407E-A947-70E740481C1C}">
+                          <a14:useLocalDpi xmlns:a14="http://schemas.microsoft.com/office/drawing/2010/main" val="0"/>
+                        </a:ext>
+                      </a:extLst>
+                    </a:blip>
+                    <a:srcRect/>
+                    <a:stretch>
+                      <a:fillRect/>
+                    </a:stretch>
+                  </pic:blipFill>
+                  <pic:spPr bwMode="auto">
+                    <a:xfrm>
+                      <a:off x="0" y="0"/>
+                      <a:ext cx="5612130" cy="3638550"/>
+                    </a:xfrm>
+                    <a:prstGeom prst="rect">
+                      <a:avLst/>
+                    </a:prstGeom>
+                    <a:noFill/>
+                    <a:ln>
+                      <a:noFill/>
+                    </a:ln>
+                  </pic:spPr>
+                </pic:pic>
+              </a:graphicData>
+            </a:graphic>
+          </wp:inline>
+        </w:drawing>
+      </w:r>
+    </w:p>
+    <w:p>
+      <w:r>
+        <w:drawing>
+          <wp:inline distT="0" distB="0" distL="0" distR="0" wp14:anchorId="612FEC77" wp14:editId="42B576AE">
+            <wp:extent cx="5612130" cy="3505200"/>
+            <wp:effectExtent l="0" t="0" r="7620" b="0"/>
+            <wp:docPr id="407820692" name="Imagen 1"/>
+            <wp:cNvGraphicFramePr>
+              <a:graphicFrameLocks xmlns:a="http://schemas.openxmlformats.org/drawingml/2006/main" noChangeAspect="1"/>
+            </wp:cNvGraphicFramePr>
+            <a:graphic xmlns:a="http://schemas.openxmlformats.org/drawingml/2006/main">
+              <a:graphicData uri="http://schemas.openxmlformats.org/drawingml/2006/picture">
+                <pic:pic xmlns:pic="http://schemas.openxmlformats.org/drawingml/2006/picture">
+                  <pic:nvPicPr>
+                    <pic:cNvPr id="407820692" name=""/>
+                    <pic:cNvPicPr/>
+                  </pic:nvPicPr>
+                  <pic:blipFill>
+                    <a:blip r:embed="rId9"/>
+                    <a:stretch>
+                      <a:fillRect/>
+                    </a:stretch>
+                  </pic:blipFill>
+                  <pic:spPr>
+                    <a:xfrm>
+                      <a:off x="0" y="0"/>
+                      <a:ext cx="5612130" cy="3505200"/>
+                    </a:xfrm>
+                    <a:prstGeom prst="rect">
+                      <a:avLst/>
+                    </a:prstGeom>
+                  </pic:spPr>
+                </pic:pic>
+              </a:graphicData>
+            </a:graphic>
+          </wp:inline>
+        </w:drawing>
+      </w:r>
+    </w:p>
+    <w:p/>
+    <w:p/>
+    <w:p>
+      <w:r>
+        <w:lastRenderedPageBreak/>
+        <w:drawing>
+          <wp:inline distT="0" distB="0" distL="0" distR="0" wp14:anchorId="2CEDC840" wp14:editId="6EEF2863">
+            <wp:extent cx="5612130" cy="3724275"/>
+            <wp:effectExtent l="0" t="0" r="7620" b="9525"/>
+            <wp:docPr id="225656635" name="Imagen 1"/>
+            <wp:cNvGraphicFramePr>
+              <a:graphicFrameLocks xmlns:a="http://schemas.openxmlformats.org/drawingml/2006/main" noChangeAspect="1"/>
+            </wp:cNvGraphicFramePr>
+            <a:graphic xmlns:a="http://schemas.openxmlformats.org/drawingml/2006/main">
+              <a:graphicData uri="http://schemas.openxmlformats.org/drawingml/2006/picture">
+                <pic:pic xmlns:pic="http://schemas.openxmlformats.org/drawingml/2006/picture">
+                  <pic:nvPicPr>
+                    <pic:cNvPr id="225656635" name=""/>
+                    <pic:cNvPicPr/>
+                  </pic:nvPicPr>
+                  <pic:blipFill>
+                    <a:blip r:embed="rId10"/>
+                    <a:stretch>
+                      <a:fillRect/>
+                    </a:stretch>
+                  </pic:blipFill>
+                  <pic:spPr>
+                    <a:xfrm>
+                      <a:off x="0" y="0"/>
+                      <a:ext cx="5612130" cy="3724275"/>
+                    </a:xfrm>
+                    <a:prstGeom prst="rect">
+                      <a:avLst/>
+                    </a:prstGeom>
+                  </pic:spPr>
+                </pic:pic>
+              </a:graphicData>
+            </a:graphic>
+          </wp:inline>
+        </w:drawing>
+      </w:r>
+    </w:p>
+    <w:p>
+      <w:r>
+        <w:drawing>
+          <wp:inline distT="0" distB="0" distL="0" distR="0" wp14:anchorId="372F3EC1" wp14:editId="6EBDC4EA">
+            <wp:extent cx="5612130" cy="1485265"/>
+            <wp:effectExtent l="0" t="0" r="7620" b="635"/>
+            <wp:docPr id="1608197558" name="Imagen 1"/>
+            <wp:cNvGraphicFramePr>
+              <a:graphicFrameLocks xmlns:a="http://schemas.openxmlformats.org/drawingml/2006/main" noChangeAspect="1"/>
+            </wp:cNvGraphicFramePr>
+            <a:graphic xmlns:a="http://schemas.openxmlformats.org/drawingml/2006/main">
+              <a:graphicData uri="http://schemas.openxmlformats.org/drawingml/2006/picture">
+                <pic:pic xmlns:pic="http://schemas.openxmlformats.org/drawingml/2006/picture">
+                  <pic:nvPicPr>
+                    <pic:cNvPr id="1608197558" name=""/>
+                    <pic:cNvPicPr/>
+                  </pic:nvPicPr>
+                  <pic:blipFill>
+                    <a:blip r:embed="rId11"/>
+                    <a:stretch>
+                      <a:fillRect/>
+                    </a:stretch>
+                  </pic:blipFill>
+                  <pic:spPr>
+                    <a:xfrm>
+                      <a:off x="0" y="0"/>
+                      <a:ext cx="5612130" cy="1485265"/>
+                    </a:xfrm>
+                    <a:prstGeom prst="rect">
+                      <a:avLst/>
+                    </a:prstGeom>
+                  </pic:spPr>
+                </pic:pic>
+              </a:graphicData>
+            </a:graphic>
+          </wp:inline>
+        </w:drawing>
+      </w:r>
+    </w:p>
+    <w:p/>
     <w:p>
       <w:pPr>
         <w:jc w:val="center"/>
@@ -1378,208 +1700,28 @@
           <w:szCs w:val="28"/>
         </w:rPr>
       </w:pPr>
-    </w:p>
-    <w:p>
-      <w:pPr>
-        <w:numPr>
-          <w:ilvl w:val="0"/>
-          <w:numId w:val="7"/>
-        </w:numPr>
-      </w:pPr>
-      <w:r>
-        <w:t>El sistema debe permitir ingresar el nombre de cada estudiante antes de registrar sus calificaciones.</w:t>
-      </w:r>
-    </w:p>
-    <w:p>
-      <w:pPr>
-        <w:numPr>
-          <w:ilvl w:val="0"/>
-          <w:numId w:val="7"/>
-        </w:numPr>
-      </w:pPr>
-      <w:r>
-        <w:t>Las notas deben ingresarse una por una, permitiendo que el usuario las vaya agregando progresivamente.</w:t>
-      </w:r>
-    </w:p>
-    <w:p>
-      <w:pPr>
-        <w:numPr>
-          <w:ilvl w:val="0"/>
-          <w:numId w:val="7"/>
-        </w:numPr>
-      </w:pPr>
-      <w:r>
-        <w:t>El sistema debe guardar temporalmente las notas ingresadas para poder realizar el cálculo del promedio.</w:t>
-      </w:r>
-    </w:p>
-    <w:p>
-      <w:pPr>
-        <w:numPr>
-          <w:ilvl w:val="0"/>
-          <w:numId w:val="7"/>
-        </w:numPr>
-      </w:pPr>
-      <w:r>
-        <w:t>El promedio se calcula sumando todas las notas registradas y dividiéndolas entre la cantidad total de notas ingresadas.</w:t>
-      </w:r>
-    </w:p>
-    <w:p>
-      <w:pPr>
-        <w:numPr>
-          <w:ilvl w:val="0"/>
-          <w:numId w:val="7"/>
-        </w:numPr>
-      </w:pPr>
-      <w:r>
-        <w:t>Si el promedio del estudiante es menor a 3.0, el estado será Reprobado.</w:t>
-      </w:r>
-    </w:p>
-    <w:p>
-      <w:pPr>
-        <w:numPr>
-          <w:ilvl w:val="0"/>
-          <w:numId w:val="7"/>
-        </w:numPr>
-      </w:pPr>
-      <w:r>
-        <w:t>Si el promedio es mayor o igual a 3.0 y menor a 4.0, el estado será Aprobado.</w:t>
-      </w:r>
-    </w:p>
-    <w:p>
-      <w:pPr>
-        <w:numPr>
-          <w:ilvl w:val="0"/>
-          <w:numId w:val="7"/>
-        </w:numPr>
-      </w:pPr>
-      <w:r>
-        <w:t>Si el promedio es mayor o igual a 4.0, el estado será Excelente.</w:t>
-      </w:r>
-    </w:p>
-    <w:p>
-      <w:pPr>
-        <w:numPr>
-          <w:ilvl w:val="0"/>
-          <w:numId w:val="7"/>
-        </w:numPr>
-      </w:pPr>
-      <w:r>
-        <w:t>El sistema debe mostrar el nombre del estudiante, su promedio y su estado académico al finalizar el registro de sus notas.</w:t>
-      </w:r>
-    </w:p>
-    <w:p>
-      <w:pPr>
-        <w:numPr>
-          <w:ilvl w:val="0"/>
-          <w:numId w:val="7"/>
-        </w:numPr>
-      </w:pPr>
-      <w:r>
-        <w:t>El sistema debe llevar un conteo de estudiantes que estén en las categorías de reprobado, aprobado y excelente.</w:t>
-      </w:r>
-    </w:p>
-    <w:p>
-      <w:pPr>
-        <w:numPr>
-          <w:ilvl w:val="0"/>
-          <w:numId w:val="7"/>
-        </w:numPr>
-      </w:pPr>
-      <w:r>
-        <w:t>Al finalizar el registro de todos los estudiantes, el sistema debe mostrar el total de estudiantes en cada categoría.</w:t>
-      </w:r>
-    </w:p>
-    <w:p>
-      <w:pPr>
-        <w:numPr>
-          <w:ilvl w:val="0"/>
-          <w:numId w:val="8"/>
-        </w:numPr>
-      </w:pPr>
-      <w:r>
-        <w:t xml:space="preserve">Las calificaciones ingresadas deben estar dentro de un rango válido (por </w:t>
-      </w:r>
-      <w:r>
-        <w:t>ejemplo,</w:t>
-      </w:r>
-      <w:r>
-        <w:t xml:space="preserve"> de 0 a 5).</w:t>
-      </w:r>
-    </w:p>
-    <w:p>
-      <w:pPr>
-        <w:numPr>
-          <w:ilvl w:val="0"/>
-          <w:numId w:val="8"/>
-        </w:numPr>
-      </w:pPr>
-      <w:r>
-        <w:t>El sistema no guardará la información permanentemente, por lo que los datos se perderán al cerrar el programa.</w:t>
-      </w:r>
-    </w:p>
-    <w:p>
-      <w:pPr>
-        <w:numPr>
-          <w:ilvl w:val="0"/>
-          <w:numId w:val="8"/>
-        </w:numPr>
-      </w:pPr>
-      <w:r>
-        <w:t>El sistema funcionará solo en consola, sin una interfaz gráfica.</w:t>
-      </w:r>
-    </w:p>
-    <w:p>
-      <w:pPr>
-        <w:numPr>
-          <w:ilvl w:val="0"/>
-          <w:numId w:val="8"/>
-        </w:numPr>
-      </w:pPr>
-      <w:r>
-        <w:t>El programa no permitirá modificar o eliminar notas después de haber sido registradas.</w:t>
-      </w:r>
-    </w:p>
-    <w:p>
-      <w:pPr>
-        <w:numPr>
-          <w:ilvl w:val="0"/>
-          <w:numId w:val="8"/>
-        </w:numPr>
-      </w:pPr>
-      <w:r>
-        <w:t>El sistema está diseñado para uso educativo y manejo de grupos pequeños, no para grandes bases de datos institucionales.</w:t>
-      </w:r>
-    </w:p>
-    <w:p/>
-    <w:p>
-      <w:pPr>
-        <w:jc w:val="center"/>
+      <w:r>
         <w:rPr>
           <w:b/>
           <w:bCs/>
           <w:sz w:val="28"/>
           <w:szCs w:val="28"/>
         </w:rPr>
-      </w:pPr>
-      <w:r>
-        <w:rPr>
-          <w:b/>
-          <w:bCs/>
-          <w:sz w:val="28"/>
-          <w:szCs w:val="28"/>
-        </w:rPr>
         <w:t>Conclusión</w:t>
       </w:r>
     </w:p>
     <w:p>
       <w:r>
+        <w:t>El desarrollo de un sistema para calificar estudiantes permite comprender cómo la programación puede utilizarse para resolver problemas relacionados con la organización y el manejo de información académica. A través de este proyecto se diseñó una solución que permite registrar el nombre de los estudiantes, ingresar sus calificaciones de manera progresiva, calcular automáticamente el promedio de sus notas y clasificar su desempeño académico en las categorías de reprobado, aprobado o excelente.</w:t>
+      </w:r>
+    </w:p>
+    <w:p>
+      <w:r>
+        <w:t xml:space="preserve">Además, el sistema permite llevar un conteo del número de estudiantes en cada categoría, lo que facilita tener una visión general del rendimiento del grupo. Esto </w:t>
+      </w:r>
+      <w:r>
         <w:lastRenderedPageBreak/>
-        <w:t>El desarrollo de un sistema para calificar estudiantes permite comprender cómo la programación puede utilizarse para resolver problemas relacionados con la organización y el manejo de información académica. A través de este proyecto se diseñó una solución que permite registrar el nombre de los estudiantes, ingresar sus calificaciones de manera progresiva, calcular automáticamente el promedio de sus notas y clasificar su desempeño académico en las categorías de reprobado, aprobado o excelente.</w:t>
-      </w:r>
-    </w:p>
-    <w:p>
-      <w:r>
-        <w:t>Además, el sistema permite llevar un conteo del número de estudiantes en cada categoría, lo que facilita tener una visión general del rendimiento del grupo. Esto demuestra cómo un programa sencillo puede ayudar a reducir errores en los cálculos, mejorar la organización de la información y agilizar procesos que normalmente se realizan de forma manual.</w:t>
+        <w:t>demuestra cómo un programa sencillo puede ayudar a reducir errores en los cálculos, mejorar la organización de la información y agilizar procesos que normalmente se realizan de forma manual.</w:t>
       </w:r>
     </w:p>
     <w:p>
@@ -3715,6 +3857,7 @@
   <w:style w:type="character" w:default="1" w:styleId="Fuentedeprrafopredeter">
     <w:name w:val="Default Paragraph Font"/>
     <w:uiPriority w:val="1"/>
+    <w:semiHidden/>
     <w:unhideWhenUsed/>
   </w:style>
   <w:style w:type="table" w:default="1" w:styleId="Tablanormal">
